--- a/results/paper/english_translation_current_20261028_01/Controlled_Evaluation_Dual_Source_RAG_English_Working_Translation_20261028.docx
+++ b/results/paper/english_translation_current_20261028_01/Controlled_Evaluation_Dual_Source_RAG_English_Working_Translation_20261028.docx
@@ -293,7 +293,7 @@
         <ns0:rPr>
           <ns0:rFonts ns0:ascii="Times New Roman" ns0:hAnsi="Times New Roman"/>
         </ns0:rPr>
-        <ns0:t>ReAct interleaves reasoning with external actions [16]. CoLE develops a prompting workflow inspired by role specialization among legal experts [17], while MADKE uses shared external knowledge to support multi-agent debate [18]. Our current implementation is a fixed dual-source retrieval and generation workflow. Source-role prompting is only a prompting intervention; it does not perform autonomous tool planning or multi-agent communication. Making these implementation boundaries explicit prevents the number of modules, sources, and agents from being conflated.</ns0:t>
+        <ns0:t>ReAct interleaves reasoning with external actions [16]. CoLE develops a collaborative legal prompting framework inspired by teamwork in legal practice [17], while MADKE uses shared external knowledge to support multi-agent debate [18]. Our current implementation is a fixed dual-source retrieval and generation workflow. Source-role prompting is only a prompting intervention; it does not perform autonomous tool planning or multi-agent communication. Making these implementation boundaries explicit prevents the number of modules, sources, and agents from being conflated.</ns0:t>
       </ns0:r>
     </ns0:p>
     <ns0:p>
